--- a/p7/ALG_P0-7.docx
+++ b/p7/ALG_P0-7.docx
@@ -1,6 +1,6 @@
 
 <file path=word/document.xml><?xml version="1.0" encoding="utf-8"?>
-<w:document xmlns:wpc="http://schemas.microsoft.com/office/word/2010/wordprocessingCanvas" xmlns:cx="http://schemas.microsoft.com/office/drawing/2014/chartex" xmlns:cx1="http://schemas.microsoft.com/office/drawing/2015/9/8/chartex" xmlns:cx2="http://schemas.microsoft.com/office/drawing/2015/10/21/chartex" xmlns:cx3="http://schemas.microsoft.com/office/drawing/2016/5/9/chartex" xmlns:cx4="http://schemas.microsoft.com/office/drawing/2016/5/10/chartex" xmlns:cx5="http://schemas.microsoft.com/office/drawing/2016/5/11/chartex" xmlns:cx6="http://schemas.microsoft.com/office/drawing/2016/5/12/chartex" xmlns:cx7="http://schemas.microsoft.com/office/drawing/2016/5/13/chartex" xmlns:cx8="http://schemas.microsoft.com/office/drawing/2016/5/14/chartex" xmlns:mc="http://schemas.openxmlformats.org/markup-compatibility/2006" xmlns:aink="http://schemas.microsoft.com/office/drawing/2016/ink" xmlns:am3d="http://schemas.microsoft.com/office/drawing/2017/model3d" xmlns:o="urn:schemas-microsoft-com:office:office" xmlns:oel="http://schemas.microsoft.com/office/2019/extlst" xmlns:r="http://schemas.openxmlformats.org/officeDocument/2006/relationships" xmlns:m="http://schemas.openxmlformats.org/officeDocument/2006/math" xmlns:v="urn:schemas-microsoft-com:vml" xmlns:wp14="http://schemas.microsoft.com/office/word/2010/wordprocessingDrawing" xmlns:wp="http://schemas.openxmlformats.org/drawingml/2006/wordprocessingDrawing" xmlns:w10="urn:schemas-microsoft-com:office:word" xmlns:w="http://schemas.openxmlformats.org/wordprocessingml/2006/main" xmlns:w14="http://schemas.microsoft.com/office/word/2010/wordml" xmlns:w15="http://schemas.microsoft.com/office/word/2012/wordml" xmlns:w16cex="http://schemas.microsoft.com/office/word/2018/wordml/cex" xmlns:w16cid="http://schemas.microsoft.com/office/word/2016/wordml/cid" xmlns:w16="http://schemas.microsoft.com/office/word/2018/wordml" xmlns:w16du="http://schemas.microsoft.com/office/word/2023/wordml/word16du" xmlns:w16sdtdh="http://schemas.microsoft.com/office/word/2020/wordml/sdtdatahash" xmlns:w16sdtfl="http://schemas.microsoft.com/office/word/2024/wordml/sdtformatlock" xmlns:w16se="http://schemas.microsoft.com/office/word/2015/wordml/symex" xmlns:wpg="http://schemas.microsoft.com/office/word/2010/wordprocessingGroup" xmlns:wpi="http://schemas.microsoft.com/office/word/2010/wordprocessingInk" xmlns:wne="http://schemas.microsoft.com/office/word/2006/wordml" xmlns:wps="http://schemas.microsoft.com/office/word/2010/wordprocessingShape" mc:Ignorable="w14 w15 w16se w16cid w16 w16cex w16sdtdh w16sdtfl w16du wp14">
+<w:document xmlns:wpc="http://schemas.microsoft.com/office/word/2010/wordprocessingCanvas" xmlns:cx="http://schemas.microsoft.com/office/drawing/2014/chartex" xmlns:cx1="http://schemas.microsoft.com/office/drawing/2015/9/8/chartex" xmlns:mc="http://schemas.openxmlformats.org/markup-compatibility/2006" xmlns:o="urn:schemas-microsoft-com:office:office" xmlns:r="http://schemas.openxmlformats.org/officeDocument/2006/relationships" xmlns:m="http://schemas.openxmlformats.org/officeDocument/2006/math" xmlns:v="urn:schemas-microsoft-com:vml" xmlns:wp14="http://schemas.microsoft.com/office/word/2010/wordprocessingDrawing" xmlns:wp="http://schemas.openxmlformats.org/drawingml/2006/wordprocessingDrawing" xmlns:w10="urn:schemas-microsoft-com:office:word" xmlns:w="http://schemas.openxmlformats.org/wordprocessingml/2006/main" xmlns:w14="http://schemas.microsoft.com/office/word/2010/wordml" xmlns:w15="http://schemas.microsoft.com/office/word/2012/wordml" xmlns:w16se="http://schemas.microsoft.com/office/word/2015/wordml/symex" xmlns:wpg="http://schemas.microsoft.com/office/word/2010/wordprocessingGroup" xmlns:wpi="http://schemas.microsoft.com/office/word/2010/wordprocessingInk" xmlns:wne="http://schemas.microsoft.com/office/word/2006/wordml" xmlns:wps="http://schemas.microsoft.com/office/word/2010/wordprocessingShape" mc:Ignorable="w14 w15 w16se wp14">
   <w:body>
     <w:p>
       <w:pPr>
@@ -9,6 +9,8 @@
           <w:szCs w:val="24"/>
         </w:rPr>
       </w:pPr>
+      <w:bookmarkStart w:id="0" w:name="_GoBack"/>
+      <w:bookmarkEnd w:id="0"/>
     </w:p>
     <w:p>
       <w:pPr>
@@ -260,6 +262,13 @@
     </w:p>
     <w:sdt>
       <w:sdtPr>
+        <w:rPr>
+          <w:rFonts w:asciiTheme="minorHAnsi" w:eastAsiaTheme="minorHAnsi" w:hAnsiTheme="minorHAnsi" w:cstheme="minorBidi"/>
+          <w:color w:val="auto"/>
+          <w:sz w:val="22"/>
+          <w:szCs w:val="22"/>
+          <w:lang w:eastAsia="en-US"/>
+        </w:rPr>
         <w:id w:val="1845426071"/>
         <w:docPartObj>
           <w:docPartGallery w:val="Table of Contents"/>
@@ -268,13 +277,8 @@
       </w:sdtPr>
       <w:sdtEndPr>
         <w:rPr>
-          <w:rFonts w:asciiTheme="minorHAnsi" w:eastAsiaTheme="minorHAnsi" w:hAnsiTheme="minorHAnsi" w:cstheme="minorBidi"/>
           <w:b/>
           <w:bCs/>
-          <w:color w:val="auto"/>
-          <w:sz w:val="22"/>
-          <w:szCs w:val="22"/>
-          <w:lang w:eastAsia="en-US"/>
         </w:rPr>
       </w:sdtEndPr>
       <w:sdtContent>
@@ -909,21 +913,7 @@
                 <w:rStyle w:val="Hipervnculo"/>
                 <w:noProof/>
               </w:rPr>
-              <w:t>Práctic</w:t>
-            </w:r>
-            <w:r>
-              <w:rPr>
-                <w:rStyle w:val="Hipervnculo"/>
-                <w:noProof/>
-              </w:rPr>
-              <w:t>a</w:t>
-            </w:r>
-            <w:r>
-              <w:rPr>
-                <w:rStyle w:val="Hipervnculo"/>
-                <w:noProof/>
-              </w:rPr>
-              <w:t xml:space="preserve"> 7</w:t>
+              <w:t>Práctica 7</w:t>
             </w:r>
             <w:r>
               <w:rPr>
@@ -1225,14 +1215,14 @@
           <w:szCs w:val="24"/>
         </w:rPr>
       </w:pPr>
-      <w:bookmarkStart w:id="0" w:name="_Toc227669254"/>
+      <w:bookmarkStart w:id="1" w:name="_Toc227669254"/>
       <w:r>
         <w:rPr>
           <w:rStyle w:val="Ttulo1Car"/>
         </w:rPr>
         <w:t>Práctica 0</w:t>
       </w:r>
-      <w:bookmarkEnd w:id="0"/>
+      <w:bookmarkEnd w:id="1"/>
       <w:r>
         <w:rPr>
           <w:sz w:val="24"/>
@@ -1673,23 +1663,7 @@
           <w:sz w:val="24"/>
           <w:szCs w:val="24"/>
         </w:rPr>
-        <w:t xml:space="preserve">Procesador: Intel(R) </w:t>
-      </w:r>
-      <w:proofErr w:type="gramStart"/>
-      <w:r>
-        <w:rPr>
-          <w:sz w:val="24"/>
-          <w:szCs w:val="24"/>
-        </w:rPr>
-        <w:t>Core(</w:t>
-      </w:r>
-      <w:proofErr w:type="gramEnd"/>
-      <w:r>
-        <w:rPr>
-          <w:sz w:val="24"/>
-          <w:szCs w:val="24"/>
-        </w:rPr>
-        <w:t>TM) i5-8400 CPU @ 2.80GHz (2.81 GHz)</w:t>
+        <w:t>Procesador: Intel(R) Core(TM) i5-8400 CPU @ 2.80GHz (2.81 GHz)</w:t>
       </w:r>
     </w:p>
     <w:p>
@@ -4161,7 +4135,7 @@
           <w:szCs w:val="24"/>
         </w:rPr>
       </w:pPr>
-      <w:bookmarkStart w:id="1" w:name="_Toc227669255"/>
+      <w:bookmarkStart w:id="2" w:name="_Toc227669255"/>
       <w:r>
         <w:rPr>
           <w:rStyle w:val="Ttulo1Car"/>
@@ -4192,7 +4166,7 @@
         </w:rPr>
         <w:t>1</w:t>
       </w:r>
-      <w:bookmarkEnd w:id="1"/>
+      <w:bookmarkEnd w:id="2"/>
       <w:r>
         <w:rPr>
           <w:sz w:val="24"/>
@@ -4665,7 +4639,7 @@
       <w:pPr>
         <w:pStyle w:val="Ttulo1"/>
       </w:pPr>
-      <w:bookmarkStart w:id="2" w:name="_Toc227669256"/>
+      <w:bookmarkStart w:id="3" w:name="_Toc227669256"/>
       <w:r>
         <w:lastRenderedPageBreak/>
         <w:t>P</w:t>
@@ -4682,7 +4656,7 @@
       <w:r>
         <w:t>2</w:t>
       </w:r>
-      <w:bookmarkEnd w:id="2"/>
+      <w:bookmarkEnd w:id="3"/>
       <w:r>
         <w:t xml:space="preserve"> </w:t>
       </w:r>
@@ -7603,7 +7577,7 @@
       <w:pPr>
         <w:pStyle w:val="Ttulo1"/>
       </w:pPr>
-      <w:bookmarkStart w:id="3" w:name="_Toc227669257"/>
+      <w:bookmarkStart w:id="4" w:name="_Toc227669257"/>
       <w:r>
         <w:lastRenderedPageBreak/>
         <w:t>P</w:t>
@@ -7614,7 +7588,7 @@
       <w:r>
         <w:t>2</w:t>
       </w:r>
-      <w:bookmarkEnd w:id="3"/>
+      <w:bookmarkEnd w:id="4"/>
       <w:r>
         <w:t xml:space="preserve"> </w:t>
       </w:r>
@@ -8087,23 +8061,7 @@
           <w:sz w:val="24"/>
           <w:szCs w:val="24"/>
         </w:rPr>
-        <w:t xml:space="preserve">j - 1] &gt; a[j], pero nunca entra dentro, sin </w:t>
-      </w:r>
-      <w:proofErr w:type="gramStart"/>
-      <w:r>
-        <w:rPr>
-          <w:sz w:val="24"/>
-          <w:szCs w:val="24"/>
-        </w:rPr>
-        <w:t>embargo</w:t>
-      </w:r>
-      <w:proofErr w:type="gramEnd"/>
-      <w:r>
-        <w:rPr>
-          <w:sz w:val="24"/>
-          <w:szCs w:val="24"/>
-        </w:rPr>
-        <w:t xml:space="preserve"> en las otras ordenaciones </w:t>
+        <w:t xml:space="preserve">j - 1] &gt; a[j], pero nunca entra dentro, sin embargo en las otras ordenaciones </w:t>
       </w:r>
       <w:proofErr w:type="spellStart"/>
       <w:r>
@@ -9052,23 +9010,7 @@
           <w:sz w:val="24"/>
           <w:szCs w:val="24"/>
         </w:rPr>
-        <w:t xml:space="preserve">En este algoritmo podemos ver que </w:t>
-      </w:r>
-      <w:proofErr w:type="gramStart"/>
-      <w:r>
-        <w:rPr>
-          <w:sz w:val="24"/>
-          <w:szCs w:val="24"/>
-        </w:rPr>
-        <w:t>los valores en el array ordenado es</w:t>
-      </w:r>
-      <w:proofErr w:type="gramEnd"/>
-      <w:r>
-        <w:rPr>
-          <w:sz w:val="24"/>
-          <w:szCs w:val="24"/>
-        </w:rPr>
-        <w:t xml:space="preserve"> muy rápido en comparación con los demás ya que es su mejor caso y su coste es lineal O(n), en cambio su caso medio y peor es cuadrático O(n^2) y se refleja en el resultado.</w:t>
+        <w:t>En este algoritmo podemos ver que los valores en el array ordenado es muy rápido en comparación con los demás ya que es su mejor caso y su coste es lineal O(n), en cambio su caso medio y peor es cuadrático O(n^2) y se refleja en el resultado.</w:t>
       </w:r>
     </w:p>
     <w:p>
@@ -9525,23 +9467,7 @@
           <w:sz w:val="24"/>
           <w:szCs w:val="24"/>
         </w:rPr>
-        <w:t xml:space="preserve">Si que concuerdan ya que los datos reflejan un comportamiento </w:t>
-      </w:r>
-      <w:proofErr w:type="spellStart"/>
-      <w:r>
-        <w:rPr>
-          <w:sz w:val="24"/>
-          <w:szCs w:val="24"/>
-        </w:rPr>
-        <w:t>cuasi-lineal</w:t>
-      </w:r>
-      <w:proofErr w:type="spellEnd"/>
-      <w:r>
-        <w:rPr>
-          <w:sz w:val="24"/>
-          <w:szCs w:val="24"/>
-        </w:rPr>
-        <w:t xml:space="preserve">, </w:t>
+        <w:t xml:space="preserve">Si que concuerdan ya que los datos reflejan un comportamiento cuasi-lineal, </w:t>
       </w:r>
       <w:proofErr w:type="gramStart"/>
       <w:r>
@@ -9628,23 +9554,7 @@
           <w:sz w:val="24"/>
           <w:szCs w:val="24"/>
         </w:rPr>
-        <w:t xml:space="preserve"> </w:t>
-      </w:r>
-      <w:proofErr w:type="gramStart"/>
-      <w:r>
-        <w:rPr>
-          <w:sz w:val="24"/>
-          <w:szCs w:val="24"/>
-        </w:rPr>
-        <w:t>5.795.584.409.600  ms</w:t>
-      </w:r>
-      <w:proofErr w:type="gramEnd"/>
-      <w:r>
-        <w:rPr>
-          <w:sz w:val="24"/>
-          <w:szCs w:val="24"/>
-        </w:rPr>
-        <w:t xml:space="preserve"> (</w:t>
+        <w:t xml:space="preserve"> 5.795.584.409.600  ms (</w:t>
       </w:r>
       <w:proofErr w:type="spellStart"/>
       <w:r>
@@ -11279,24 +11189,24 @@
           <w:sz w:val="28"/>
           <w:szCs w:val="28"/>
         </w:rPr>
-        <w:t xml:space="preserve">En la iteración 40 el algoritmo rápido ya es más veloz que el de inserción porque cada iteración el algoritmo rápido hace una partición y cada vez tiene que recorrer la mitad de </w:t>
-      </w:r>
-      <w:proofErr w:type="gramStart"/>
-      <w:r>
+        <w:t>En la iteración 40 el algoritmo rápido ya es más veloz que el de inserción porque cada iteración el algoritmo rápido hace una partición y cada vez tiene que recorrer la mitad de números por lo tanto es más rápido</w:t>
+      </w:r>
+    </w:p>
+    <w:p>
+      <w:pPr>
         <w:rPr>
           <w:sz w:val="28"/>
           <w:szCs w:val="28"/>
         </w:rPr>
-        <w:t>números</w:t>
-      </w:r>
-      <w:proofErr w:type="gramEnd"/>
-      <w:r>
+      </w:pPr>
+    </w:p>
+    <w:p>
+      <w:pPr>
         <w:rPr>
           <w:sz w:val="28"/>
           <w:szCs w:val="28"/>
         </w:rPr>
-        <w:t xml:space="preserve"> por lo tanto es más rápido</w:t>
-      </w:r>
+      </w:pPr>
     </w:p>
     <w:p>
       <w:pPr>
@@ -11468,25 +11378,9 @@
     </w:p>
     <w:p>
       <w:pPr>
-        <w:rPr>
-          <w:sz w:val="28"/>
-          <w:szCs w:val="28"/>
-        </w:rPr>
-      </w:pPr>
-    </w:p>
-    <w:p>
-      <w:pPr>
-        <w:rPr>
-          <w:sz w:val="28"/>
-          <w:szCs w:val="28"/>
-        </w:rPr>
-      </w:pPr>
-    </w:p>
-    <w:p>
-      <w:pPr>
         <w:pStyle w:val="Ttulo1"/>
       </w:pPr>
-      <w:bookmarkStart w:id="4" w:name="_Toc227669258"/>
+      <w:bookmarkStart w:id="5" w:name="_Toc227669258"/>
       <w:r>
         <w:t>P</w:t>
       </w:r>
@@ -11496,7 +11390,7 @@
       <w:r>
         <w:t>3</w:t>
       </w:r>
-      <w:bookmarkEnd w:id="4"/>
+      <w:bookmarkEnd w:id="5"/>
       <w:r>
         <w:t xml:space="preserve"> </w:t>
       </w:r>
@@ -11859,11 +11753,155 @@
           <w:sz w:val="24"/>
           <w:szCs w:val="24"/>
         </w:rPr>
-        <w:t xml:space="preserve">2 ^80-30) = </w:t>
+        <w:t>2 ^80-30) = O(2^50) (</w:t>
+      </w:r>
+      <w:proofErr w:type="spellStart"/>
+      <w:r>
+        <w:rPr>
+          <w:sz w:val="24"/>
+          <w:szCs w:val="24"/>
+        </w:rPr>
+        <w:t>aprox</w:t>
+      </w:r>
+      <w:proofErr w:type="spellEnd"/>
+      <w:r>
+        <w:rPr>
+          <w:sz w:val="24"/>
+          <w:szCs w:val="24"/>
+        </w:rPr>
+        <w:t xml:space="preserve">) </w:t>
+      </w:r>
+    </w:p>
+    <w:p>
+      <w:pPr>
+        <w:jc w:val="both"/>
+        <w:rPr>
+          <w:sz w:val="24"/>
+          <w:szCs w:val="24"/>
+        </w:rPr>
+      </w:pPr>
+      <w:r>
+        <w:rPr>
+          <w:sz w:val="24"/>
+          <w:szCs w:val="24"/>
+        </w:rPr>
+        <w:t xml:space="preserve">T * 2^50 = 42,761 s * 2^50 = </w:t>
+      </w:r>
+      <w:r>
+        <w:rPr>
+          <w:sz w:val="24"/>
+          <w:szCs w:val="24"/>
+          <w:u w:val="single"/>
+        </w:rPr>
+        <w:t>4.8149×10^19 segundos</w:t>
+      </w:r>
+    </w:p>
+    <w:p>
+      <w:pPr>
+        <w:jc w:val="both"/>
+        <w:rPr>
+          <w:sz w:val="24"/>
+          <w:szCs w:val="24"/>
+        </w:rPr>
+      </w:pPr>
+      <w:r>
+        <w:rPr>
+          <w:sz w:val="24"/>
+          <w:szCs w:val="24"/>
+        </w:rPr>
+        <w:t xml:space="preserve">Segundos en un año = 3,1536 * 10^7 segundos </w:t>
+      </w:r>
+    </w:p>
+    <w:p>
+      <w:pPr>
+        <w:jc w:val="both"/>
+        <w:rPr>
+          <w:rStyle w:val="mord"/>
+          <w:sz w:val="24"/>
+          <w:szCs w:val="24"/>
+        </w:rPr>
+      </w:pPr>
+      <w:r>
+        <w:rPr>
+          <w:sz w:val="24"/>
+          <w:szCs w:val="24"/>
+        </w:rPr>
+        <w:t xml:space="preserve">Años = 4.8149×10^19 segundos / 3,1536 * 10^7 segundos = </w:t>
+      </w:r>
+      <w:r>
+        <w:rPr>
+          <w:rStyle w:val="mord"/>
+          <w:sz w:val="24"/>
+          <w:szCs w:val="24"/>
+        </w:rPr>
+        <w:t>1.53</w:t>
+      </w:r>
+      <w:r>
+        <w:rPr>
+          <w:rStyle w:val="mbin"/>
+          <w:sz w:val="24"/>
+          <w:szCs w:val="24"/>
+        </w:rPr>
+        <w:t>×</w:t>
+      </w:r>
+      <w:r>
+        <w:rPr>
+          <w:rStyle w:val="mord"/>
+          <w:sz w:val="24"/>
+          <w:szCs w:val="24"/>
+        </w:rPr>
+        <w:t>10^12 años (</w:t>
+      </w:r>
+      <w:proofErr w:type="spellStart"/>
+      <w:r>
+        <w:rPr>
+          <w:rStyle w:val="mord"/>
+          <w:sz w:val="24"/>
+          <w:szCs w:val="24"/>
+        </w:rPr>
+        <w:t>aporx</w:t>
+      </w:r>
+      <w:proofErr w:type="spellEnd"/>
+      <w:r>
+        <w:rPr>
+          <w:rStyle w:val="mord"/>
+          <w:sz w:val="24"/>
+          <w:szCs w:val="24"/>
+        </w:rPr>
+        <w:t>)</w:t>
+      </w:r>
+    </w:p>
+    <w:p>
+      <w:pPr>
+        <w:jc w:val="both"/>
+      </w:pPr>
+    </w:p>
+    <w:p>
+      <w:pPr>
+        <w:jc w:val="both"/>
+      </w:pPr>
+    </w:p>
+    <w:p>
+      <w:pPr>
+        <w:jc w:val="both"/>
+        <w:rPr>
+          <w:b/>
+          <w:sz w:val="24"/>
+          <w:szCs w:val="24"/>
+        </w:rPr>
+      </w:pPr>
+      <w:r>
+        <w:rPr>
+          <w:b/>
+          <w:sz w:val="24"/>
+          <w:szCs w:val="24"/>
+        </w:rPr>
+        <w:t xml:space="preserve">Implementar una clase Sustracción4.java con una complejidad </w:t>
       </w:r>
       <w:proofErr w:type="gramStart"/>
       <w:r>
         <w:rPr>
+          <w:b/>
           <w:sz w:val="24"/>
           <w:szCs w:val="24"/>
         </w:rPr>
@@ -11872,189 +11910,11 @@
       <w:proofErr w:type="gramEnd"/>
       <w:r>
         <w:rPr>
-          <w:sz w:val="24"/>
-          <w:szCs w:val="24"/>
-        </w:rPr>
-        <w:t>2^50) (</w:t>
-      </w:r>
-      <w:proofErr w:type="spellStart"/>
-      <w:r>
-        <w:rPr>
-          <w:sz w:val="24"/>
-          <w:szCs w:val="24"/>
-        </w:rPr>
-        <w:t>aprox</w:t>
-      </w:r>
-      <w:proofErr w:type="spellEnd"/>
-      <w:r>
-        <w:rPr>
-          <w:sz w:val="24"/>
-          <w:szCs w:val="24"/>
-        </w:rPr>
-        <w:t xml:space="preserve">) </w:t>
-      </w:r>
-    </w:p>
-    <w:p>
-      <w:pPr>
-        <w:jc w:val="both"/>
-        <w:rPr>
-          <w:sz w:val="24"/>
-          <w:szCs w:val="24"/>
-        </w:rPr>
-      </w:pPr>
-      <w:r>
-        <w:rPr>
-          <w:sz w:val="24"/>
-          <w:szCs w:val="24"/>
-        </w:rPr>
-        <w:t xml:space="preserve">T * 2^50 = 42,761 s * 2^50 = </w:t>
-      </w:r>
-      <w:r>
-        <w:rPr>
-          <w:sz w:val="24"/>
-          <w:szCs w:val="24"/>
-          <w:u w:val="single"/>
-        </w:rPr>
-        <w:t>4.8149×10^19 segundos</w:t>
-      </w:r>
-    </w:p>
-    <w:p>
-      <w:pPr>
-        <w:jc w:val="both"/>
-        <w:rPr>
-          <w:sz w:val="24"/>
-          <w:szCs w:val="24"/>
-        </w:rPr>
-      </w:pPr>
-      <w:r>
-        <w:rPr>
-          <w:sz w:val="24"/>
-          <w:szCs w:val="24"/>
-        </w:rPr>
-        <w:t xml:space="preserve">Segundos en un año = 3,1536 * 10^7 segundos </w:t>
-      </w:r>
-    </w:p>
-    <w:p>
-      <w:pPr>
-        <w:jc w:val="both"/>
-        <w:rPr>
-          <w:rStyle w:val="mord"/>
-          <w:sz w:val="24"/>
-          <w:szCs w:val="24"/>
-        </w:rPr>
-      </w:pPr>
-      <w:r>
-        <w:rPr>
-          <w:sz w:val="24"/>
-          <w:szCs w:val="24"/>
-        </w:rPr>
-        <w:t xml:space="preserve">Años = 4.8149×10^19 segundos / 3,1536 * 10^7 segundos = </w:t>
-      </w:r>
-      <w:r>
-        <w:rPr>
-          <w:rStyle w:val="mord"/>
-          <w:sz w:val="24"/>
-          <w:szCs w:val="24"/>
-        </w:rPr>
-        <w:t>1.53</w:t>
-      </w:r>
-      <w:r>
-        <w:rPr>
-          <w:rStyle w:val="mbin"/>
-          <w:sz w:val="24"/>
-          <w:szCs w:val="24"/>
-        </w:rPr>
-        <w:t>×</w:t>
-      </w:r>
-      <w:r>
-        <w:rPr>
-          <w:rStyle w:val="mord"/>
-          <w:sz w:val="24"/>
-          <w:szCs w:val="24"/>
-        </w:rPr>
-        <w:t>10^12 años (</w:t>
-      </w:r>
-      <w:proofErr w:type="spellStart"/>
-      <w:r>
-        <w:rPr>
-          <w:rStyle w:val="mord"/>
-          <w:sz w:val="24"/>
-          <w:szCs w:val="24"/>
-        </w:rPr>
-        <w:t>aporx</w:t>
-      </w:r>
-      <w:proofErr w:type="spellEnd"/>
-      <w:r>
-        <w:rPr>
-          <w:rStyle w:val="mord"/>
-          <w:sz w:val="24"/>
-          <w:szCs w:val="24"/>
-        </w:rPr>
-        <w:t>)</w:t>
-      </w:r>
-    </w:p>
-    <w:p>
-      <w:pPr>
-        <w:jc w:val="both"/>
-      </w:pPr>
-    </w:p>
-    <w:p>
-      <w:pPr>
-        <w:jc w:val="both"/>
-      </w:pPr>
-    </w:p>
-    <w:p>
-      <w:pPr>
-        <w:jc w:val="both"/>
-        <w:rPr>
           <w:b/>
           <w:sz w:val="24"/>
           <w:szCs w:val="24"/>
         </w:rPr>
-      </w:pPr>
-      <w:r>
-        <w:rPr>
-          <w:b/>
-          <w:sz w:val="24"/>
-          <w:szCs w:val="24"/>
-        </w:rPr>
-        <w:t xml:space="preserve">Implementar una clase Sustracción4.java con una complejidad </w:t>
-      </w:r>
-      <w:proofErr w:type="gramStart"/>
-      <w:r>
-        <w:rPr>
-          <w:b/>
-          <w:sz w:val="24"/>
-          <w:szCs w:val="24"/>
-        </w:rPr>
-        <w:t>O(</w:t>
-      </w:r>
-      <w:proofErr w:type="gramEnd"/>
-      <w:r>
-        <w:rPr>
-          <w:b/>
-          <w:sz w:val="24"/>
-          <w:szCs w:val="24"/>
-        </w:rPr>
-        <w:t>n</w:t>
-      </w:r>
-      <w:proofErr w:type="gramStart"/>
-      <w:r>
-        <w:rPr>
-          <w:b/>
-          <w:sz w:val="24"/>
-          <w:szCs w:val="24"/>
-        </w:rPr>
-        <w:t>3 )</w:t>
-      </w:r>
-      <w:proofErr w:type="gramEnd"/>
-      <w:r>
-        <w:rPr>
-          <w:b/>
-          <w:sz w:val="24"/>
-          <w:szCs w:val="24"/>
-        </w:rPr>
-        <w:t xml:space="preserve"> (con su pertinente toma de tiempos) y después rellenar una tabla en la que se muestre el tiempo (en </w:t>
+        <w:t xml:space="preserve">n3 ) (con su pertinente toma de tiempos) y después rellenar una tabla en la que se muestre el tiempo (en </w:t>
       </w:r>
       <w:proofErr w:type="spellStart"/>
       <w:r>
@@ -13189,25 +13049,7 @@
           <w:sz w:val="24"/>
           <w:szCs w:val="24"/>
         </w:rPr>
-        <w:t xml:space="preserve">3 ^ (80 - 36) / 2) * T para n= 36 -&gt; </w:t>
-      </w:r>
-      <w:proofErr w:type="gramStart"/>
-      <w:r>
-        <w:rPr>
-          <w:b/>
-          <w:sz w:val="24"/>
-          <w:szCs w:val="24"/>
-        </w:rPr>
-        <w:t>O(</w:t>
-      </w:r>
-      <w:proofErr w:type="gramEnd"/>
-      <w:r>
-        <w:rPr>
-          <w:b/>
-          <w:sz w:val="24"/>
-          <w:szCs w:val="24"/>
-        </w:rPr>
-        <w:t xml:space="preserve">3 ^ (80 - 36) / 2) * 14,263 s = 447588053203167 segundos </w:t>
+        <w:t xml:space="preserve">3 ^ (80 - 36) / 2) * T para n= 36 -&gt; O(3 ^ (80 - 36) / 2) * 14,263 s = 447588053203167 segundos </w:t>
       </w:r>
       <w:r>
         <w:rPr>
@@ -13462,25 +13304,7 @@
           <w:sz w:val="24"/>
           <w:szCs w:val="24"/>
         </w:rPr>
-        <w:t>n</w:t>
-      </w:r>
-      <w:proofErr w:type="gramStart"/>
-      <w:r>
-        <w:rPr>
-          <w:b/>
-          <w:sz w:val="24"/>
-          <w:szCs w:val="24"/>
-        </w:rPr>
-        <w:t>2 )</w:t>
-      </w:r>
-      <w:proofErr w:type="gramEnd"/>
-      <w:r>
-        <w:rPr>
-          <w:b/>
-          <w:sz w:val="24"/>
-          <w:szCs w:val="24"/>
-        </w:rPr>
-        <w:t xml:space="preserve"> y la pertinente toma de tiempos. Después rellenar una tabla en la que se muestre el tiempo (en </w:t>
+        <w:t xml:space="preserve">n2 ) y la pertinente toma de tiempos. Después rellenar una tabla en la que se muestre el tiempo (en </w:t>
       </w:r>
       <w:proofErr w:type="spellStart"/>
       <w:r>
@@ -14001,53 +13825,25 @@
           <w:sz w:val="24"/>
           <w:szCs w:val="24"/>
         </w:rPr>
-        <w:t>n</w:t>
-      </w:r>
-      <w:proofErr w:type="gramStart"/>
+        <w:t>n2 ) (con a&gt;</w:t>
+      </w:r>
+      <w:proofErr w:type="spellStart"/>
       <w:r>
         <w:rPr>
           <w:b/>
           <w:sz w:val="24"/>
           <w:szCs w:val="24"/>
         </w:rPr>
-        <w:t>2 )</w:t>
-      </w:r>
-      <w:proofErr w:type="gramEnd"/>
+        <w:t>bk</w:t>
+      </w:r>
+      <w:proofErr w:type="spellEnd"/>
       <w:r>
         <w:rPr>
           <w:b/>
           <w:sz w:val="24"/>
           <w:szCs w:val="24"/>
         </w:rPr>
-        <w:t xml:space="preserve"> (con a&gt;</w:t>
-      </w:r>
-      <w:proofErr w:type="spellStart"/>
-      <w:proofErr w:type="gramStart"/>
-      <w:r>
-        <w:rPr>
-          <w:b/>
-          <w:sz w:val="24"/>
-          <w:szCs w:val="24"/>
-        </w:rPr>
-        <w:t>bk</w:t>
-      </w:r>
-      <w:proofErr w:type="spellEnd"/>
-      <w:r>
-        <w:rPr>
-          <w:b/>
-          <w:sz w:val="24"/>
-          <w:szCs w:val="24"/>
-        </w:rPr>
-        <w:t xml:space="preserve"> )</w:t>
-      </w:r>
-      <w:proofErr w:type="gramEnd"/>
-      <w:r>
-        <w:rPr>
-          <w:b/>
-          <w:sz w:val="24"/>
-          <w:szCs w:val="24"/>
-        </w:rPr>
-        <w:t xml:space="preserve"> y la pertinente toma de tiempos. Después rellenar una tabla en la que se muestre el tiempo (en </w:t>
+        <w:t xml:space="preserve"> ) y la pertinente toma de tiempos. Después rellenar una tabla en la que se muestre el tiempo (en </w:t>
       </w:r>
       <w:proofErr w:type="spellStart"/>
       <w:r>
@@ -14819,43 +14615,7 @@
           <w:sz w:val="24"/>
           <w:szCs w:val="24"/>
         </w:rPr>
-        <w:t>=</w:t>
-      </w:r>
-      <w:proofErr w:type="gramStart"/>
-      <w:r>
-        <w:rPr>
-          <w:b/>
-          <w:sz w:val="24"/>
-          <w:szCs w:val="24"/>
-        </w:rPr>
-        <w:t>1;k</w:t>
-      </w:r>
-      <w:proofErr w:type="gramEnd"/>
-      <w:r>
-        <w:rPr>
-          <w:b/>
-          <w:sz w:val="24"/>
-          <w:szCs w:val="24"/>
-        </w:rPr>
-        <w:t>=</w:t>
-      </w:r>
-      <w:proofErr w:type="gramStart"/>
-      <w:r>
-        <w:rPr>
-          <w:b/>
-          <w:sz w:val="24"/>
-          <w:szCs w:val="24"/>
-        </w:rPr>
-        <w:t>0)=</w:t>
-      </w:r>
-      <w:proofErr w:type="gramEnd"/>
-      <w:r>
-        <w:rPr>
-          <w:b/>
-          <w:sz w:val="24"/>
-          <w:szCs w:val="24"/>
-        </w:rPr>
-        <w:t>&gt;O(n)</w:t>
+        <w:t>=1;k=0)=&gt;O(n)</w:t>
       </w:r>
     </w:p>
     <w:p>
@@ -14891,43 +14651,7 @@
           <w:sz w:val="24"/>
           <w:szCs w:val="24"/>
         </w:rPr>
-        <w:t>=</w:t>
-      </w:r>
-      <w:proofErr w:type="gramStart"/>
-      <w:r>
-        <w:rPr>
-          <w:b/>
-          <w:sz w:val="24"/>
-          <w:szCs w:val="24"/>
-        </w:rPr>
-        <w:t>2;k</w:t>
-      </w:r>
-      <w:proofErr w:type="gramEnd"/>
-      <w:r>
-        <w:rPr>
-          <w:b/>
-          <w:sz w:val="24"/>
-          <w:szCs w:val="24"/>
-        </w:rPr>
-        <w:t>=</w:t>
-      </w:r>
-      <w:proofErr w:type="gramStart"/>
-      <w:r>
-        <w:rPr>
-          <w:b/>
-          <w:sz w:val="24"/>
-          <w:szCs w:val="24"/>
-        </w:rPr>
-        <w:t>0)=</w:t>
-      </w:r>
-      <w:proofErr w:type="gramEnd"/>
-      <w:r>
-        <w:rPr>
-          <w:b/>
-          <w:sz w:val="24"/>
-          <w:szCs w:val="24"/>
-        </w:rPr>
-        <w:t>&gt;O(n)</w:t>
+        <w:t>=2;k=0)=&gt;O(n)</w:t>
       </w:r>
     </w:p>
     <w:tbl>
@@ -15169,7 +14893,42 @@
           <w:sz w:val="24"/>
           <w:szCs w:val="24"/>
         </w:rPr>
-        <w:t>=</w:t>
+        <w:t>=1;k=0)=&gt;O(n) */</w:t>
+      </w:r>
+    </w:p>
+    <w:p>
+      <w:pPr>
+        <w:rPr>
+          <w:b/>
+          <w:sz w:val="24"/>
+          <w:szCs w:val="24"/>
+        </w:rPr>
+      </w:pPr>
+      <w:r>
+        <w:rPr>
+          <w:b/>
+          <w:sz w:val="24"/>
+          <w:szCs w:val="24"/>
+        </w:rPr>
+        <w:t xml:space="preserve">Fib4 - /* recursiva </w:t>
+      </w:r>
+      <w:proofErr w:type="spellStart"/>
+      <w:r>
+        <w:rPr>
+          <w:b/>
+          <w:sz w:val="24"/>
+          <w:szCs w:val="24"/>
+        </w:rPr>
+        <w:t>Sustraccion</w:t>
+      </w:r>
+      <w:proofErr w:type="spellEnd"/>
+      <w:r>
+        <w:rPr>
+          <w:b/>
+          <w:sz w:val="24"/>
+          <w:szCs w:val="24"/>
+        </w:rPr>
+        <w:t xml:space="preserve"> (a=</w:t>
       </w:r>
       <w:proofErr w:type="gramStart"/>
       <w:r>
@@ -15178,7 +14937,7 @@
           <w:sz w:val="24"/>
           <w:szCs w:val="24"/>
         </w:rPr>
-        <w:t>1;k</w:t>
+        <w:t>2;b</w:t>
       </w:r>
       <w:proofErr w:type="gramEnd"/>
       <w:r>
@@ -15187,114 +14946,7 @@
           <w:sz w:val="24"/>
           <w:szCs w:val="24"/>
         </w:rPr>
-        <w:t>=</w:t>
-      </w:r>
-      <w:proofErr w:type="gramStart"/>
-      <w:r>
-        <w:rPr>
-          <w:b/>
-          <w:sz w:val="24"/>
-          <w:szCs w:val="24"/>
-        </w:rPr>
-        <w:t>0)=</w:t>
-      </w:r>
-      <w:proofErr w:type="gramEnd"/>
-      <w:r>
-        <w:rPr>
-          <w:b/>
-          <w:sz w:val="24"/>
-          <w:szCs w:val="24"/>
-        </w:rPr>
-        <w:t>&gt;O(n) */</w:t>
-      </w:r>
-    </w:p>
-    <w:p>
-      <w:pPr>
-        <w:rPr>
-          <w:b/>
-          <w:sz w:val="24"/>
-          <w:szCs w:val="24"/>
-        </w:rPr>
-      </w:pPr>
-      <w:r>
-        <w:rPr>
-          <w:b/>
-          <w:sz w:val="24"/>
-          <w:szCs w:val="24"/>
-        </w:rPr>
-        <w:t xml:space="preserve">Fib4 - /* recursiva </w:t>
-      </w:r>
-      <w:proofErr w:type="spellStart"/>
-      <w:r>
-        <w:rPr>
-          <w:b/>
-          <w:sz w:val="24"/>
-          <w:szCs w:val="24"/>
-        </w:rPr>
-        <w:t>Sustraccion</w:t>
-      </w:r>
-      <w:proofErr w:type="spellEnd"/>
-      <w:r>
-        <w:rPr>
-          <w:b/>
-          <w:sz w:val="24"/>
-          <w:szCs w:val="24"/>
-        </w:rPr>
-        <w:t xml:space="preserve"> (a=</w:t>
-      </w:r>
-      <w:proofErr w:type="gramStart"/>
-      <w:r>
-        <w:rPr>
-          <w:b/>
-          <w:sz w:val="24"/>
-          <w:szCs w:val="24"/>
-        </w:rPr>
-        <w:t>2;b</w:t>
-      </w:r>
-      <w:proofErr w:type="gramEnd"/>
-      <w:r>
-        <w:rPr>
-          <w:b/>
-          <w:sz w:val="24"/>
-          <w:szCs w:val="24"/>
-        </w:rPr>
-        <w:t>=1 o b=</w:t>
-      </w:r>
-      <w:proofErr w:type="gramStart"/>
-      <w:r>
-        <w:rPr>
-          <w:b/>
-          <w:sz w:val="24"/>
-          <w:szCs w:val="24"/>
-        </w:rPr>
-        <w:t>2;k</w:t>
-      </w:r>
-      <w:proofErr w:type="gramEnd"/>
-      <w:r>
-        <w:rPr>
-          <w:b/>
-          <w:sz w:val="24"/>
-          <w:szCs w:val="24"/>
-        </w:rPr>
-        <w:t>=</w:t>
-      </w:r>
-      <w:proofErr w:type="gramStart"/>
-      <w:r>
-        <w:rPr>
-          <w:b/>
-          <w:sz w:val="24"/>
-          <w:szCs w:val="24"/>
-        </w:rPr>
-        <w:t>0)=</w:t>
-      </w:r>
-      <w:proofErr w:type="gramEnd"/>
-      <w:r>
-        <w:rPr>
-          <w:b/>
-          <w:sz w:val="24"/>
-          <w:szCs w:val="24"/>
-        </w:rPr>
-        <w:t xml:space="preserve">&gt;O(1.6**n) </w:t>
+        <w:t xml:space="preserve">=1 o b=2;k=0)=&gt;O(1.6**n) </w:t>
       </w:r>
     </w:p>
     <w:p>
@@ -16854,7 +16506,7 @@
           <w:u w:val="single"/>
         </w:rPr>
       </w:pPr>
-      <w:bookmarkStart w:id="5" w:name="_Toc227669259"/>
+      <w:bookmarkStart w:id="6" w:name="_Toc227669259"/>
       <w:r>
         <w:lastRenderedPageBreak/>
         <w:t>P</w:t>
@@ -16865,7 +16517,7 @@
       <w:r>
         <w:t>4</w:t>
       </w:r>
-      <w:bookmarkEnd w:id="5"/>
+      <w:bookmarkEnd w:id="6"/>
       <w:r>
         <w:t xml:space="preserve"> </w:t>
       </w:r>
@@ -16914,18 +16566,10 @@
           </w:tcPr>
           <w:p>
             <w:r>
-              <w:t xml:space="preserve">T Coloreado </w:t>
-            </w:r>
-            <w:proofErr w:type="gramStart"/>
-            <w:r>
-              <w:t>JAVA</w:t>
-            </w:r>
-            <w:r>
-              <w:t>(</w:t>
-            </w:r>
-            <w:proofErr w:type="gramEnd"/>
-            <w:r>
-              <w:t>ms)</w:t>
+              <w:t>T Coloreado JAVA</w:t>
+            </w:r>
+            <w:r>
+              <w:t>(ms)</w:t>
             </w:r>
           </w:p>
         </w:tc>
@@ -16935,18 +16579,10 @@
           </w:tcPr>
           <w:p>
             <w:r>
-              <w:t xml:space="preserve">T Coloreado </w:t>
-            </w:r>
-            <w:proofErr w:type="gramStart"/>
-            <w:r>
-              <w:t>PYTHON</w:t>
-            </w:r>
-            <w:r>
-              <w:t>(</w:t>
-            </w:r>
-            <w:proofErr w:type="gramEnd"/>
-            <w:r>
-              <w:t>ms)</w:t>
+              <w:t>T Coloreado PYTHON</w:t>
+            </w:r>
+            <w:r>
+              <w:t>(ms)</w:t>
             </w:r>
           </w:p>
         </w:tc>
@@ -17460,7 +17096,7 @@
       <w:pPr>
         <w:pStyle w:val="Ttulo1"/>
       </w:pPr>
-      <w:bookmarkStart w:id="6" w:name="_Toc227669260"/>
+      <w:bookmarkStart w:id="7" w:name="_Toc227669260"/>
       <w:r>
         <w:lastRenderedPageBreak/>
         <w:t>P</w:t>
@@ -17468,7 +17104,7 @@
       <w:r>
         <w:t>ráctica 5</w:t>
       </w:r>
-      <w:bookmarkEnd w:id="6"/>
+      <w:bookmarkEnd w:id="7"/>
     </w:p>
     <w:p>
       <w:pPr>
@@ -18184,7 +17820,7 @@
       <w:pPr>
         <w:pStyle w:val="Ttulo1"/>
       </w:pPr>
-      <w:bookmarkStart w:id="7" w:name="_Toc227669261"/>
+      <w:bookmarkStart w:id="8" w:name="_Toc227669261"/>
       <w:r>
         <w:lastRenderedPageBreak/>
         <w:t>P</w:t>
@@ -18192,7 +17828,7 @@
       <w:r>
         <w:t>ráctica 6</w:t>
       </w:r>
-      <w:bookmarkEnd w:id="7"/>
+      <w:bookmarkEnd w:id="8"/>
     </w:p>
     <w:p>
       <w:pPr>
@@ -18799,23 +18435,7 @@
           <w:sz w:val="24"/>
           <w:szCs w:val="24"/>
         </w:rPr>
-        <w:t>P6-</w:t>
-      </w:r>
-      <w:proofErr w:type="gramStart"/>
-      <w:r>
-        <w:rPr>
-          <w:sz w:val="24"/>
-          <w:szCs w:val="24"/>
-        </w:rPr>
-        <w:t>EXTRA DAVID</w:t>
-      </w:r>
-      <w:proofErr w:type="gramEnd"/>
-      <w:r>
-        <w:rPr>
-          <w:sz w:val="24"/>
-          <w:szCs w:val="24"/>
-        </w:rPr>
-        <w:t xml:space="preserve"> RICO</w:t>
+        <w:t>P6-EXTRA DAVID RICO</w:t>
       </w:r>
     </w:p>
     <w:p>
@@ -19577,12 +19197,12 @@
       <w:pPr>
         <w:pStyle w:val="Ttulo1"/>
       </w:pPr>
-      <w:bookmarkStart w:id="8" w:name="_Toc227669262"/>
+      <w:bookmarkStart w:id="9" w:name="_Toc227669262"/>
       <w:r>
         <w:lastRenderedPageBreak/>
         <w:t>Práctica 7</w:t>
       </w:r>
-      <w:bookmarkEnd w:id="8"/>
+      <w:bookmarkEnd w:id="9"/>
     </w:p>
     <w:p>
       <w:pPr>
@@ -19734,14 +19354,7 @@
           <w:sz w:val="24"/>
           <w:szCs w:val="24"/>
         </w:rPr>
-        <w:t>con n = 100</w:t>
-      </w:r>
-      <w:r>
-        <w:rPr>
-          <w:sz w:val="24"/>
-          <w:szCs w:val="24"/>
-        </w:rPr>
-        <w:t>0</w:t>
+        <w:t>con n = 1000</w:t>
       </w:r>
     </w:p>
     <w:tbl>
@@ -19925,14 +19538,7 @@
                 <w:sz w:val="24"/>
                 <w:szCs w:val="24"/>
               </w:rPr>
-              <w:t>1</w:t>
-            </w:r>
-            <w:r>
-              <w:rPr>
-                <w:sz w:val="24"/>
-                <w:szCs w:val="24"/>
-              </w:rPr>
-              <w:t>812</w:t>
+              <w:t>1812</w:t>
             </w:r>
           </w:p>
         </w:tc>
@@ -20287,7 +19893,7 @@
 </file>
 
 <file path=word/endnotes.xml><?xml version="1.0" encoding="utf-8"?>
-<w:endnotes xmlns:wpc="http://schemas.microsoft.com/office/word/2010/wordprocessingCanvas" xmlns:cx="http://schemas.microsoft.com/office/drawing/2014/chartex" xmlns:cx1="http://schemas.microsoft.com/office/drawing/2015/9/8/chartex" xmlns:cx2="http://schemas.microsoft.com/office/drawing/2015/10/21/chartex" xmlns:cx3="http://schemas.microsoft.com/office/drawing/2016/5/9/chartex" xmlns:cx4="http://schemas.microsoft.com/office/drawing/2016/5/10/chartex" xmlns:cx5="http://schemas.microsoft.com/office/drawing/2016/5/11/chartex" xmlns:cx6="http://schemas.microsoft.com/office/drawing/2016/5/12/chartex" xmlns:cx7="http://schemas.microsoft.com/office/drawing/2016/5/13/chartex" xmlns:cx8="http://schemas.microsoft.com/office/drawing/2016/5/14/chartex" xmlns:mc="http://schemas.openxmlformats.org/markup-compatibility/2006" xmlns:aink="http://schemas.microsoft.com/office/drawing/2016/ink" xmlns:am3d="http://schemas.microsoft.com/office/drawing/2017/model3d" xmlns:o="urn:schemas-microsoft-com:office:office" xmlns:oel="http://schemas.microsoft.com/office/2019/extlst" xmlns:r="http://schemas.openxmlformats.org/officeDocument/2006/relationships" xmlns:m="http://schemas.openxmlformats.org/officeDocument/2006/math" xmlns:v="urn:schemas-microsoft-com:vml" xmlns:wp14="http://schemas.microsoft.com/office/word/2010/wordprocessingDrawing" xmlns:wp="http://schemas.openxmlformats.org/drawingml/2006/wordprocessingDrawing" xmlns:w10="urn:schemas-microsoft-com:office:word" xmlns:w="http://schemas.openxmlformats.org/wordprocessingml/2006/main" xmlns:w14="http://schemas.microsoft.com/office/word/2010/wordml" xmlns:w15="http://schemas.microsoft.com/office/word/2012/wordml" xmlns:w16cex="http://schemas.microsoft.com/office/word/2018/wordml/cex" xmlns:w16cid="http://schemas.microsoft.com/office/word/2016/wordml/cid" xmlns:w16="http://schemas.microsoft.com/office/word/2018/wordml" xmlns:w16du="http://schemas.microsoft.com/office/word/2023/wordml/word16du" xmlns:w16sdtdh="http://schemas.microsoft.com/office/word/2020/wordml/sdtdatahash" xmlns:w16sdtfl="http://schemas.microsoft.com/office/word/2024/wordml/sdtformatlock" xmlns:w16se="http://schemas.microsoft.com/office/word/2015/wordml/symex" xmlns:wpg="http://schemas.microsoft.com/office/word/2010/wordprocessingGroup" xmlns:wpi="http://schemas.microsoft.com/office/word/2010/wordprocessingInk" xmlns:wne="http://schemas.microsoft.com/office/word/2006/wordml" xmlns:wps="http://schemas.microsoft.com/office/word/2010/wordprocessingShape" mc:Ignorable="w14 w15 w16se w16cid w16 w16cex w16sdtdh w16sdtfl w16du wp14">
+<w:endnotes xmlns:wpc="http://schemas.microsoft.com/office/word/2010/wordprocessingCanvas" xmlns:cx="http://schemas.microsoft.com/office/drawing/2014/chartex" xmlns:cx1="http://schemas.microsoft.com/office/drawing/2015/9/8/chartex" xmlns:mc="http://schemas.openxmlformats.org/markup-compatibility/2006" xmlns:o="urn:schemas-microsoft-com:office:office" xmlns:r="http://schemas.openxmlformats.org/officeDocument/2006/relationships" xmlns:m="http://schemas.openxmlformats.org/officeDocument/2006/math" xmlns:v="urn:schemas-microsoft-com:vml" xmlns:wp14="http://schemas.microsoft.com/office/word/2010/wordprocessingDrawing" xmlns:wp="http://schemas.openxmlformats.org/drawingml/2006/wordprocessingDrawing" xmlns:w10="urn:schemas-microsoft-com:office:word" xmlns:w="http://schemas.openxmlformats.org/wordprocessingml/2006/main" xmlns:w14="http://schemas.microsoft.com/office/word/2010/wordml" xmlns:w15="http://schemas.microsoft.com/office/word/2012/wordml" xmlns:w16se="http://schemas.microsoft.com/office/word/2015/wordml/symex" xmlns:wpg="http://schemas.microsoft.com/office/word/2010/wordprocessingGroup" xmlns:wpi="http://schemas.microsoft.com/office/word/2010/wordprocessingInk" xmlns:wne="http://schemas.microsoft.com/office/word/2006/wordml" xmlns:wps="http://schemas.microsoft.com/office/word/2010/wordprocessingShape" mc:Ignorable="w14 w15 w16se wp14">
   <w:endnote w:type="separator" w:id="-1">
     <w:p>
       <w:pPr>
@@ -20312,7 +19918,7 @@
 </file>
 
 <file path=word/footer1.xml><?xml version="1.0" encoding="utf-8"?>
-<w:ftr xmlns:wpc="http://schemas.microsoft.com/office/word/2010/wordprocessingCanvas" xmlns:cx="http://schemas.microsoft.com/office/drawing/2014/chartex" xmlns:cx1="http://schemas.microsoft.com/office/drawing/2015/9/8/chartex" xmlns:cx2="http://schemas.microsoft.com/office/drawing/2015/10/21/chartex" xmlns:cx3="http://schemas.microsoft.com/office/drawing/2016/5/9/chartex" xmlns:cx4="http://schemas.microsoft.com/office/drawing/2016/5/10/chartex" xmlns:cx5="http://schemas.microsoft.com/office/drawing/2016/5/11/chartex" xmlns:cx6="http://schemas.microsoft.com/office/drawing/2016/5/12/chartex" xmlns:cx7="http://schemas.microsoft.com/office/drawing/2016/5/13/chartex" xmlns:cx8="http://schemas.microsoft.com/office/drawing/2016/5/14/chartex" xmlns:mc="http://schemas.openxmlformats.org/markup-compatibility/2006" xmlns:aink="http://schemas.microsoft.com/office/drawing/2016/ink" xmlns:am3d="http://schemas.microsoft.com/office/drawing/2017/model3d" xmlns:o="urn:schemas-microsoft-com:office:office" xmlns:oel="http://schemas.microsoft.com/office/2019/extlst" xmlns:r="http://schemas.openxmlformats.org/officeDocument/2006/relationships" xmlns:m="http://schemas.openxmlformats.org/officeDocument/2006/math" xmlns:v="urn:schemas-microsoft-com:vml" xmlns:wp14="http://schemas.microsoft.com/office/word/2010/wordprocessingDrawing" xmlns:wp="http://schemas.openxmlformats.org/drawingml/2006/wordprocessingDrawing" xmlns:w10="urn:schemas-microsoft-com:office:word" xmlns:w="http://schemas.openxmlformats.org/wordprocessingml/2006/main" xmlns:w14="http://schemas.microsoft.com/office/word/2010/wordml" xmlns:w15="http://schemas.microsoft.com/office/word/2012/wordml" xmlns:w16cex="http://schemas.microsoft.com/office/word/2018/wordml/cex" xmlns:w16cid="http://schemas.microsoft.com/office/word/2016/wordml/cid" xmlns:w16="http://schemas.microsoft.com/office/word/2018/wordml" xmlns:w16du="http://schemas.microsoft.com/office/word/2023/wordml/word16du" xmlns:w16sdtdh="http://schemas.microsoft.com/office/word/2020/wordml/sdtdatahash" xmlns:w16sdtfl="http://schemas.microsoft.com/office/word/2024/wordml/sdtformatlock" xmlns:w16se="http://schemas.microsoft.com/office/word/2015/wordml/symex" xmlns:wpg="http://schemas.microsoft.com/office/word/2010/wordprocessingGroup" xmlns:wpi="http://schemas.microsoft.com/office/word/2010/wordprocessingInk" xmlns:wne="http://schemas.microsoft.com/office/word/2006/wordml" xmlns:wps="http://schemas.microsoft.com/office/word/2010/wordprocessingShape" mc:Ignorable="w14 w15 w16se w16cid w16 w16cex w16sdtdh w16sdtfl w16du wp14">
+<w:ftr xmlns:wpc="http://schemas.microsoft.com/office/word/2010/wordprocessingCanvas" xmlns:cx="http://schemas.microsoft.com/office/drawing/2014/chartex" xmlns:cx1="http://schemas.microsoft.com/office/drawing/2015/9/8/chartex" xmlns:mc="http://schemas.openxmlformats.org/markup-compatibility/2006" xmlns:o="urn:schemas-microsoft-com:office:office" xmlns:r="http://schemas.openxmlformats.org/officeDocument/2006/relationships" xmlns:m="http://schemas.openxmlformats.org/officeDocument/2006/math" xmlns:v="urn:schemas-microsoft-com:vml" xmlns:wp14="http://schemas.microsoft.com/office/word/2010/wordprocessingDrawing" xmlns:wp="http://schemas.openxmlformats.org/drawingml/2006/wordprocessingDrawing" xmlns:w10="urn:schemas-microsoft-com:office:word" xmlns:w="http://schemas.openxmlformats.org/wordprocessingml/2006/main" xmlns:w14="http://schemas.microsoft.com/office/word/2010/wordml" xmlns:w15="http://schemas.microsoft.com/office/word/2012/wordml" xmlns:w16se="http://schemas.microsoft.com/office/word/2015/wordml/symex" xmlns:wpg="http://schemas.microsoft.com/office/word/2010/wordprocessingGroup" xmlns:wpi="http://schemas.microsoft.com/office/word/2010/wordprocessingInk" xmlns:wne="http://schemas.microsoft.com/office/word/2006/wordml" xmlns:wps="http://schemas.microsoft.com/office/word/2010/wordprocessingShape" mc:Ignorable="w14 w15 w16se wp14">
   <w:sdt>
     <w:sdtPr>
       <w:id w:val="-401447930"/>
@@ -20321,6 +19927,7 @@
         <w:docPartUnique/>
       </w:docPartObj>
     </w:sdtPr>
+    <w:sdtEndPr/>
     <w:sdtContent>
       <w:p>
         <w:pPr>
@@ -20337,7 +19944,10 @@
           <w:fldChar w:fldCharType="separate"/>
         </w:r>
         <w:r>
-          <w:t>2</w:t>
+          <w:rPr>
+            <w:noProof/>
+          </w:rPr>
+          <w:t>21</w:t>
         </w:r>
         <w:r>
           <w:fldChar w:fldCharType="end"/>
@@ -20354,7 +19964,7 @@
 </file>
 
 <file path=word/footnotes.xml><?xml version="1.0" encoding="utf-8"?>
-<w:footnotes xmlns:wpc="http://schemas.microsoft.com/office/word/2010/wordprocessingCanvas" xmlns:cx="http://schemas.microsoft.com/office/drawing/2014/chartex" xmlns:cx1="http://schemas.microsoft.com/office/drawing/2015/9/8/chartex" xmlns:cx2="http://schemas.microsoft.com/office/drawing/2015/10/21/chartex" xmlns:cx3="http://schemas.microsoft.com/office/drawing/2016/5/9/chartex" xmlns:cx4="http://schemas.microsoft.com/office/drawing/2016/5/10/chartex" xmlns:cx5="http://schemas.microsoft.com/office/drawing/2016/5/11/chartex" xmlns:cx6="http://schemas.microsoft.com/office/drawing/2016/5/12/chartex" xmlns:cx7="http://schemas.microsoft.com/office/drawing/2016/5/13/chartex" xmlns:cx8="http://schemas.microsoft.com/office/drawing/2016/5/14/chartex" xmlns:mc="http://schemas.openxmlformats.org/markup-compatibility/2006" xmlns:aink="http://schemas.microsoft.com/office/drawing/2016/ink" xmlns:am3d="http://schemas.microsoft.com/office/drawing/2017/model3d" xmlns:o="urn:schemas-microsoft-com:office:office" xmlns:oel="http://schemas.microsoft.com/office/2019/extlst" xmlns:r="http://schemas.openxmlformats.org/officeDocument/2006/relationships" xmlns:m="http://schemas.openxmlformats.org/officeDocument/2006/math" xmlns:v="urn:schemas-microsoft-com:vml" xmlns:wp14="http://schemas.microsoft.com/office/word/2010/wordprocessingDrawing" xmlns:wp="http://schemas.openxmlformats.org/drawingml/2006/wordprocessingDrawing" xmlns:w10="urn:schemas-microsoft-com:office:word" xmlns:w="http://schemas.openxmlformats.org/wordprocessingml/2006/main" xmlns:w14="http://schemas.microsoft.com/office/word/2010/wordml" xmlns:w15="http://schemas.microsoft.com/office/word/2012/wordml" xmlns:w16cex="http://schemas.microsoft.com/office/word/2018/wordml/cex" xmlns:w16cid="http://schemas.microsoft.com/office/word/2016/wordml/cid" xmlns:w16="http://schemas.microsoft.com/office/word/2018/wordml" xmlns:w16du="http://schemas.microsoft.com/office/word/2023/wordml/word16du" xmlns:w16sdtdh="http://schemas.microsoft.com/office/word/2020/wordml/sdtdatahash" xmlns:w16sdtfl="http://schemas.microsoft.com/office/word/2024/wordml/sdtformatlock" xmlns:w16se="http://schemas.microsoft.com/office/word/2015/wordml/symex" xmlns:wpg="http://schemas.microsoft.com/office/word/2010/wordprocessingGroup" xmlns:wpi="http://schemas.microsoft.com/office/word/2010/wordprocessingInk" xmlns:wne="http://schemas.microsoft.com/office/word/2006/wordml" xmlns:wps="http://schemas.microsoft.com/office/word/2010/wordprocessingShape" mc:Ignorable="w14 w15 w16se w16cid w16 w16cex w16sdtdh w16sdtfl w16du wp14">
+<w:footnotes xmlns:wpc="http://schemas.microsoft.com/office/word/2010/wordprocessingCanvas" xmlns:cx="http://schemas.microsoft.com/office/drawing/2014/chartex" xmlns:cx1="http://schemas.microsoft.com/office/drawing/2015/9/8/chartex" xmlns:mc="http://schemas.openxmlformats.org/markup-compatibility/2006" xmlns:o="urn:schemas-microsoft-com:office:office" xmlns:r="http://schemas.openxmlformats.org/officeDocument/2006/relationships" xmlns:m="http://schemas.openxmlformats.org/officeDocument/2006/math" xmlns:v="urn:schemas-microsoft-com:vml" xmlns:wp14="http://schemas.microsoft.com/office/word/2010/wordprocessingDrawing" xmlns:wp="http://schemas.openxmlformats.org/drawingml/2006/wordprocessingDrawing" xmlns:w10="urn:schemas-microsoft-com:office:word" xmlns:w="http://schemas.openxmlformats.org/wordprocessingml/2006/main" xmlns:w14="http://schemas.microsoft.com/office/word/2010/wordml" xmlns:w15="http://schemas.microsoft.com/office/word/2012/wordml" xmlns:w16se="http://schemas.microsoft.com/office/word/2015/wordml/symex" xmlns:wpg="http://schemas.microsoft.com/office/word/2010/wordprocessingGroup" xmlns:wpi="http://schemas.microsoft.com/office/word/2010/wordprocessingInk" xmlns:wne="http://schemas.microsoft.com/office/word/2006/wordml" xmlns:wps="http://schemas.microsoft.com/office/word/2010/wordprocessingShape" mc:Ignorable="w14 w15 w16se wp14">
   <w:footnote w:type="separator" w:id="-1">
     <w:p>
       <w:pPr>
@@ -20379,7 +19989,7 @@
 </file>
 
 <file path=word/header1.xml><?xml version="1.0" encoding="utf-8"?>
-<w:hdr xmlns:wpc="http://schemas.microsoft.com/office/word/2010/wordprocessingCanvas" xmlns:cx="http://schemas.microsoft.com/office/drawing/2014/chartex" xmlns:cx1="http://schemas.microsoft.com/office/drawing/2015/9/8/chartex" xmlns:cx2="http://schemas.microsoft.com/office/drawing/2015/10/21/chartex" xmlns:cx3="http://schemas.microsoft.com/office/drawing/2016/5/9/chartex" xmlns:cx4="http://schemas.microsoft.com/office/drawing/2016/5/10/chartex" xmlns:cx5="http://schemas.microsoft.com/office/drawing/2016/5/11/chartex" xmlns:cx6="http://schemas.microsoft.com/office/drawing/2016/5/12/chartex" xmlns:cx7="http://schemas.microsoft.com/office/drawing/2016/5/13/chartex" xmlns:cx8="http://schemas.microsoft.com/office/drawing/2016/5/14/chartex" xmlns:mc="http://schemas.openxmlformats.org/markup-compatibility/2006" xmlns:aink="http://schemas.microsoft.com/office/drawing/2016/ink" xmlns:am3d="http://schemas.microsoft.com/office/drawing/2017/model3d" xmlns:o="urn:schemas-microsoft-com:office:office" xmlns:oel="http://schemas.microsoft.com/office/2019/extlst" xmlns:r="http://schemas.openxmlformats.org/officeDocument/2006/relationships" xmlns:m="http://schemas.openxmlformats.org/officeDocument/2006/math" xmlns:v="urn:schemas-microsoft-com:vml" xmlns:wp14="http://schemas.microsoft.com/office/word/2010/wordprocessingDrawing" xmlns:wp="http://schemas.openxmlformats.org/drawingml/2006/wordprocessingDrawing" xmlns:w10="urn:schemas-microsoft-com:office:word" xmlns:w="http://schemas.openxmlformats.org/wordprocessingml/2006/main" xmlns:w14="http://schemas.microsoft.com/office/word/2010/wordml" xmlns:w15="http://schemas.microsoft.com/office/word/2012/wordml" xmlns:w16cex="http://schemas.microsoft.com/office/word/2018/wordml/cex" xmlns:w16cid="http://schemas.microsoft.com/office/word/2016/wordml/cid" xmlns:w16="http://schemas.microsoft.com/office/word/2018/wordml" xmlns:w16du="http://schemas.microsoft.com/office/word/2023/wordml/word16du" xmlns:w16sdtdh="http://schemas.microsoft.com/office/word/2020/wordml/sdtdatahash" xmlns:w16sdtfl="http://schemas.microsoft.com/office/word/2024/wordml/sdtformatlock" xmlns:w16se="http://schemas.microsoft.com/office/word/2015/wordml/symex" xmlns:wpg="http://schemas.microsoft.com/office/word/2010/wordprocessingGroup" xmlns:wpi="http://schemas.microsoft.com/office/word/2010/wordprocessingInk" xmlns:wne="http://schemas.microsoft.com/office/word/2006/wordml" xmlns:wps="http://schemas.microsoft.com/office/word/2010/wordprocessingShape" mc:Ignorable="w14 w15 w16se w16cid w16 w16cex w16sdtdh w16sdtfl w16du wp14">
+<w:hdr xmlns:wpc="http://schemas.microsoft.com/office/word/2010/wordprocessingCanvas" xmlns:cx="http://schemas.microsoft.com/office/drawing/2014/chartex" xmlns:cx1="http://schemas.microsoft.com/office/drawing/2015/9/8/chartex" xmlns:mc="http://schemas.openxmlformats.org/markup-compatibility/2006" xmlns:o="urn:schemas-microsoft-com:office:office" xmlns:r="http://schemas.openxmlformats.org/officeDocument/2006/relationships" xmlns:m="http://schemas.openxmlformats.org/officeDocument/2006/math" xmlns:v="urn:schemas-microsoft-com:vml" xmlns:wp14="http://schemas.microsoft.com/office/word/2010/wordprocessingDrawing" xmlns:wp="http://schemas.openxmlformats.org/drawingml/2006/wordprocessingDrawing" xmlns:w10="urn:schemas-microsoft-com:office:word" xmlns:w="http://schemas.openxmlformats.org/wordprocessingml/2006/main" xmlns:w14="http://schemas.microsoft.com/office/word/2010/wordml" xmlns:w15="http://schemas.microsoft.com/office/word/2012/wordml" xmlns:w16se="http://schemas.microsoft.com/office/word/2015/wordml/symex" xmlns:wpg="http://schemas.microsoft.com/office/word/2010/wordprocessingGroup" xmlns:wpi="http://schemas.microsoft.com/office/word/2010/wordprocessingInk" xmlns:wne="http://schemas.microsoft.com/office/word/2006/wordml" xmlns:wps="http://schemas.microsoft.com/office/word/2010/wordprocessingShape" mc:Ignorable="w14 w15 w16se wp14">
   <w:p>
     <w:pPr>
       <w:pStyle w:val="Encabezado"/>
@@ -20405,7 +20015,7 @@
 </file>
 
 <file path=word/numbering.xml><?xml version="1.0" encoding="utf-8"?>
-<w:numbering xmlns:wpc="http://schemas.microsoft.com/office/word/2010/wordprocessingCanvas" xmlns:cx="http://schemas.microsoft.com/office/drawing/2014/chartex" xmlns:cx1="http://schemas.microsoft.com/office/drawing/2015/9/8/chartex" xmlns:cx2="http://schemas.microsoft.com/office/drawing/2015/10/21/chartex" xmlns:cx3="http://schemas.microsoft.com/office/drawing/2016/5/9/chartex" xmlns:cx4="http://schemas.microsoft.com/office/drawing/2016/5/10/chartex" xmlns:cx5="http://schemas.microsoft.com/office/drawing/2016/5/11/chartex" xmlns:cx6="http://schemas.microsoft.com/office/drawing/2016/5/12/chartex" xmlns:cx7="http://schemas.microsoft.com/office/drawing/2016/5/13/chartex" xmlns:cx8="http://schemas.microsoft.com/office/drawing/2016/5/14/chartex" xmlns:mc="http://schemas.openxmlformats.org/markup-compatibility/2006" xmlns:aink="http://schemas.microsoft.com/office/drawing/2016/ink" xmlns:am3d="http://schemas.microsoft.com/office/drawing/2017/model3d" xmlns:o="urn:schemas-microsoft-com:office:office" xmlns:oel="http://schemas.microsoft.com/office/2019/extlst" xmlns:r="http://schemas.openxmlformats.org/officeDocument/2006/relationships" xmlns:m="http://schemas.openxmlformats.org/officeDocument/2006/math" xmlns:v="urn:schemas-microsoft-com:vml" xmlns:wp14="http://schemas.microsoft.com/office/word/2010/wordprocessingDrawing" xmlns:wp="http://schemas.openxmlformats.org/drawingml/2006/wordprocessingDrawing" xmlns:w10="urn:schemas-microsoft-com:office:word" xmlns:w="http://schemas.openxmlformats.org/wordprocessingml/2006/main" xmlns:w14="http://schemas.microsoft.com/office/word/2010/wordml" xmlns:w15="http://schemas.microsoft.com/office/word/2012/wordml" xmlns:w16cex="http://schemas.microsoft.com/office/word/2018/wordml/cex" xmlns:w16cid="http://schemas.microsoft.com/office/word/2016/wordml/cid" xmlns:w16="http://schemas.microsoft.com/office/word/2018/wordml" xmlns:w16du="http://schemas.microsoft.com/office/word/2023/wordml/word16du" xmlns:w16sdtdh="http://schemas.microsoft.com/office/word/2020/wordml/sdtdatahash" xmlns:w16sdtfl="http://schemas.microsoft.com/office/word/2024/wordml/sdtformatlock" xmlns:w16se="http://schemas.microsoft.com/office/word/2015/wordml/symex" xmlns:wpg="http://schemas.microsoft.com/office/word/2010/wordprocessingGroup" xmlns:wpi="http://schemas.microsoft.com/office/word/2010/wordprocessingInk" xmlns:wne="http://schemas.microsoft.com/office/word/2006/wordml" xmlns:wps="http://schemas.microsoft.com/office/word/2010/wordprocessingShape" mc:Ignorable="w14 w15 w16se w16cid w16 w16cex w16sdtdh w16sdtfl w16du wp14">
+<w:numbering xmlns:wpc="http://schemas.microsoft.com/office/word/2010/wordprocessingCanvas" xmlns:cx="http://schemas.microsoft.com/office/drawing/2014/chartex" xmlns:cx1="http://schemas.microsoft.com/office/drawing/2015/9/8/chartex" xmlns:mc="http://schemas.openxmlformats.org/markup-compatibility/2006" xmlns:o="urn:schemas-microsoft-com:office:office" xmlns:r="http://schemas.openxmlformats.org/officeDocument/2006/relationships" xmlns:m="http://schemas.openxmlformats.org/officeDocument/2006/math" xmlns:v="urn:schemas-microsoft-com:vml" xmlns:wp14="http://schemas.microsoft.com/office/word/2010/wordprocessingDrawing" xmlns:wp="http://schemas.openxmlformats.org/drawingml/2006/wordprocessingDrawing" xmlns:w10="urn:schemas-microsoft-com:office:word" xmlns:w="http://schemas.openxmlformats.org/wordprocessingml/2006/main" xmlns:w14="http://schemas.microsoft.com/office/word/2010/wordml" xmlns:w15="http://schemas.microsoft.com/office/word/2012/wordml" xmlns:w16se="http://schemas.microsoft.com/office/word/2015/wordml/symex" xmlns:wpg="http://schemas.microsoft.com/office/word/2010/wordprocessingGroup" xmlns:wpi="http://schemas.microsoft.com/office/word/2010/wordprocessingInk" xmlns:wne="http://schemas.microsoft.com/office/word/2006/wordml" xmlns:wps="http://schemas.microsoft.com/office/word/2010/wordprocessingShape" mc:Ignorable="w14 w15 w16se wp14">
   <w:abstractNum w:abstractNumId="0" w15:restartNumberingAfterBreak="0">
     <w:nsid w:val="35EB42E0"/>
     <w:multiLevelType w:val="multilevel"/>
@@ -20817,20 +20427,20 @@
       </w:rPr>
     </w:lvl>
   </w:abstractNum>
-  <w:num w:numId="1" w16cid:durableId="160312678">
+  <w:num w:numId="1">
     <w:abstractNumId w:val="2"/>
   </w:num>
-  <w:num w:numId="2" w16cid:durableId="1840995060">
+  <w:num w:numId="2">
     <w:abstractNumId w:val="0"/>
   </w:num>
-  <w:num w:numId="3" w16cid:durableId="1748916757">
+  <w:num w:numId="3">
     <w:abstractNumId w:val="1"/>
   </w:num>
 </w:numbering>
 </file>
 
 <file path=word/styles.xml><?xml version="1.0" encoding="utf-8"?>
-<w:styles xmlns:mc="http://schemas.openxmlformats.org/markup-compatibility/2006" xmlns:r="http://schemas.openxmlformats.org/officeDocument/2006/relationships" xmlns:w="http://schemas.openxmlformats.org/wordprocessingml/2006/main" xmlns:w14="http://schemas.microsoft.com/office/word/2010/wordml" xmlns:w15="http://schemas.microsoft.com/office/word/2012/wordml" xmlns:w16cex="http://schemas.microsoft.com/office/word/2018/wordml/cex" xmlns:w16cid="http://schemas.microsoft.com/office/word/2016/wordml/cid" xmlns:w16="http://schemas.microsoft.com/office/word/2018/wordml" xmlns:w16du="http://schemas.microsoft.com/office/word/2023/wordml/word16du" xmlns:w16sdtdh="http://schemas.microsoft.com/office/word/2020/wordml/sdtdatahash" xmlns:w16sdtfl="http://schemas.microsoft.com/office/word/2024/wordml/sdtformatlock" xmlns:w16se="http://schemas.microsoft.com/office/word/2015/wordml/symex" mc:Ignorable="w14 w15 w16se w16cid w16 w16cex w16sdtdh w16sdtfl w16du">
+<w:styles xmlns:mc="http://schemas.openxmlformats.org/markup-compatibility/2006" xmlns:r="http://schemas.openxmlformats.org/officeDocument/2006/relationships" xmlns:w="http://schemas.openxmlformats.org/wordprocessingml/2006/main" xmlns:w14="http://schemas.microsoft.com/office/word/2010/wordml" xmlns:w15="http://schemas.microsoft.com/office/word/2012/wordml" xmlns:w16se="http://schemas.microsoft.com/office/word/2015/wordml/symex" mc:Ignorable="w14 w15 w16se">
   <w:docDefaults>
     <w:rPrDefault>
       <w:rPr>
@@ -20846,7 +20456,7 @@
       </w:pPr>
     </w:pPrDefault>
   </w:docDefaults>
-  <w:latentStyles w:defLockedState="0" w:defUIPriority="99" w:defSemiHidden="0" w:defUnhideWhenUsed="0" w:defQFormat="0" w:count="376">
+  <w:latentStyles w:defLockedState="0" w:defUIPriority="99" w:defSemiHidden="0" w:defUnhideWhenUsed="0" w:defQFormat="0" w:count="371">
     <w:lsdException w:name="Normal" w:uiPriority="0" w:qFormat="1"/>
     <w:lsdException w:name="heading 1" w:uiPriority="9" w:qFormat="1"/>
     <w:lsdException w:name="heading 2" w:semiHidden="1" w:uiPriority="9" w:unhideWhenUsed="1" w:qFormat="1"/>
@@ -21218,11 +20828,6 @@
     <w:lsdException w:name="List Table 5 Dark Accent 6" w:uiPriority="50"/>
     <w:lsdException w:name="List Table 6 Colorful Accent 6" w:uiPriority="51"/>
     <w:lsdException w:name="List Table 7 Colorful Accent 6" w:uiPriority="52"/>
-    <w:lsdException w:name="Mention" w:semiHidden="1" w:unhideWhenUsed="1"/>
-    <w:lsdException w:name="Smart Hyperlink" w:semiHidden="1" w:unhideWhenUsed="1"/>
-    <w:lsdException w:name="Hashtag" w:semiHidden="1" w:unhideWhenUsed="1"/>
-    <w:lsdException w:name="Unresolved Mention" w:semiHidden="1" w:unhideWhenUsed="1"/>
-    <w:lsdException w:name="Smart Link" w:semiHidden="1" w:unhideWhenUsed="1"/>
   </w:latentStyles>
   <w:style w:type="paragraph" w:default="1" w:styleId="Normal">
     <w:name w:val="Normal"/>
@@ -21252,6 +20857,7 @@
   <w:style w:type="character" w:default="1" w:styleId="Fuentedeprrafopredeter">
     <w:name w:val="Default Paragraph Font"/>
     <w:uiPriority w:val="1"/>
+    <w:semiHidden/>
     <w:unhideWhenUsed/>
   </w:style>
   <w:style w:type="table" w:default="1" w:styleId="Tablanormal">
@@ -21483,7 +21089,7 @@
               <a:cs typeface="+mn-cs"/>
             </a:defRPr>
           </a:pPr>
-          <a:endParaRPr lang="en-US"/>
+          <a:endParaRPr lang="es-ES"/>
         </a:p>
       </c:txPr>
     </c:title>
@@ -22675,7 +22281,7 @@
 </file>
 
 <file path=customXml/itemProps1.xml><?xml version="1.0" encoding="utf-8"?>
-<ds:datastoreItem xmlns:ds="http://schemas.openxmlformats.org/officeDocument/2006/customXml" ds:itemID="{5AC0A3FB-C8D8-498E-A047-23ACFB58BA8A}">
+<ds:datastoreItem xmlns:ds="http://schemas.openxmlformats.org/officeDocument/2006/customXml" ds:itemID="{2CDDE23E-CEA6-4064-B98C-00B7AD280950}">
   <ds:schemaRefs>
     <ds:schemaRef ds:uri="http://schemas.openxmlformats.org/officeDocument/2006/bibliography"/>
   </ds:schemaRefs>
